--- a/policies/build/masters/HCO.COP.9_v2_master.docx
+++ b/policies/build/masters/HCO.COP.9_v2_master.docx
@@ -406,7 +406,7 @@
                 <w:sz w:val="18"/>
                 <w:szCs w:val="18"/>
               </w:rPr>
-              <w:t xml:space="preserve">«Patient Rights Officer»  Name «________»</w:t>
+              <w:t xml:space="preserve">«ICU In-Charge»  Name «________»</w:t>
             </w:r>
           </w:p>
         </w:tc>
@@ -827,7 +827,7 @@
           <w:sz w:val="22"/>
           <w:szCs w:val="22"/>
         </w:rPr>
-        <w:t xml:space="preserve">2. Do not skip: The dened admission and discharge criteria for intensive care and high dependency units are implemented.</w:t>
+        <w:t xml:space="preserve">2. Do not skip: The defined admission and discharge criteria for intensive care and high dependency units are implemented.</w:t>
       </w:r>
     </w:p>
     <w:p>
@@ -851,7 +851,7 @@
           <w:sz w:val="22"/>
           <w:szCs w:val="22"/>
         </w:rPr>
-        <w:t xml:space="preserve">4. Do not skip: Dened procedures for the situation of bed shortages are followed.</w:t>
+        <w:t xml:space="preserve">4. Do not skip: Defined procedures for the situation of bed shortages are followed.</w:t>
       </w:r>
     </w:p>
     <w:p>
@@ -962,19 +962,19 @@
         <w:spacing w:after="100" w:before="220"/>
       </w:pPr>
       <w:r>
-        <w:t xml:space="preserve">5.2 The dened admission and discharge criteria for intensive care and hi..</w:t>
-      </w:r>
-    </w:p>
-    <w:p>
-      <w:pPr>
-        <w:spacing w:after="140"/>
-      </w:pPr>
-      <w:r>
-        <w:rPr>
-          <w:sz w:val="22"/>
-          <w:szCs w:val="22"/>
-        </w:rPr>
-        <w:t xml:space="preserve">The dened admission and discharge criteria for intensive care and high dependency units are implemented.</w:t>
+        <w:t xml:space="preserve">5.2 The defined admission and discharge criteria for intensive care and h..</w:t>
+      </w:r>
+    </w:p>
+    <w:p>
+      <w:pPr>
+        <w:spacing w:after="140"/>
+      </w:pPr>
+      <w:r>
+        <w:rPr>
+          <w:sz w:val="22"/>
+          <w:szCs w:val="22"/>
+        </w:rPr>
+        <w:t xml:space="preserve">The defined admission and discharge criteria for intensive care and high dependency units are implemented.</w:t>
       </w:r>
     </w:p>
     <w:p>
@@ -1028,19 +1028,19 @@
         <w:spacing w:after="100" w:before="220"/>
       </w:pPr>
       <w:r>
-        <w:t xml:space="preserve">5.4 Dened procedures for the situation of bed shortages are followed</w:t>
-      </w:r>
-    </w:p>
-    <w:p>
-      <w:pPr>
-        <w:spacing w:after="140"/>
-      </w:pPr>
-      <w:r>
-        <w:rPr>
-          <w:sz w:val="22"/>
-          <w:szCs w:val="22"/>
-        </w:rPr>
-        <w:t xml:space="preserve">Dened procedures for the situation of bed shortages are followed.</w:t>
+        <w:t xml:space="preserve">5.4 Defined procedures for the situation of bed shortages are followed</w:t>
+      </w:r>
+    </w:p>
+    <w:p>
+      <w:pPr>
+        <w:spacing w:after="140"/>
+      </w:pPr>
+      <w:r>
+        <w:rPr>
+          <w:sz w:val="22"/>
+          <w:szCs w:val="22"/>
+        </w:rPr>
+        <w:t xml:space="preserve">Defined procedures for the situation of bed shortages are followed.</w:t>
       </w:r>
     </w:p>
     <w:p>
@@ -2339,7 +2339,7 @@
           <w:sz w:val="22"/>
           <w:szCs w:val="22"/>
         </w:rPr>
-        <w:t xml:space="preserve">Medical Superintendent; ICU In-Charge; Quality Coordinator; department clinical staff covered by COP.9.</w:t>
+        <w:t xml:space="preserve">Medical Superintendent; ICU In-Charge; Quality Coordinator; department clinical staff covered by COP.9</w:t>
       </w:r>
     </w:p>
     <w:p>
@@ -2634,7 +2634,7 @@
                 <w:sz w:val="18"/>
                 <w:szCs w:val="18"/>
               </w:rPr>
-              <w:t xml:space="preserve">The dened admission and discharge criteria for intensive care and high dependency units are implemented.</w:t>
+              <w:t xml:space="preserve">The defined admission and discharge criteria for intensive care and high dependency units are implemented.</w:t>
             </w:r>
           </w:p>
         </w:tc>
@@ -2814,7 +2814,7 @@
                 <w:sz w:val="18"/>
                 <w:szCs w:val="18"/>
               </w:rPr>
-              <w:t xml:space="preserve">Dened procedures for the situation of bed shortages are followed.</w:t>
+              <w:t xml:space="preserve">Defined procedures for the situation of bed shortages are followed.</w:t>
             </w:r>
           </w:p>
         </w:tc>
@@ -3240,7 +3240,7 @@
         <w:spacing w:after="100" w:before="220"/>
       </w:pPr>
       <w:r>
-        <w:t xml:space="preserve">COP.9.b — The dened admission and discharge criteria for intensive care and high dependency units are implemented.</w:t>
+        <w:t xml:space="preserve">COP.9.b — The defined admission and discharge criteria for intensive care and high dependency units are implemented.</w:t>
       </w:r>
     </w:p>
     <w:p>
@@ -3377,7 +3377,7 @@
         <w:spacing w:after="100" w:before="220"/>
       </w:pPr>
       <w:r>
-        <w:t xml:space="preserve">COP.9.d — Dened procedures for the situation of bed shortages are followed.</w:t>
+        <w:t xml:space="preserve">COP.9.d — Defined procedures for the situation of bed shortages are followed.</w:t>
       </w:r>
     </w:p>
     <w:p>
